--- a/tillsyn/A 31419-2025 tillsynsbegäran.docx
+++ b/tillsyn/A 31419-2025 tillsynsbegäran.docx
@@ -350,7 +350,7 @@
     <w:r>
       <w:tab/>
       <w:tab/>
-      <w:t>2026-05-16</w:t>
+      <w:t>2026-05-17</w:t>
       <w:br/>
       <w:br/>
     </w:r>

--- a/tillsyn/A 31419-2025 tillsynsbegäran.docx
+++ b/tillsyn/A 31419-2025 tillsynsbegäran.docx
@@ -350,7 +350,7 @@
     <w:r>
       <w:tab/>
       <w:tab/>
-      <w:t>2026-05-17</w:t>
+      <w:t>2026-05-18</w:t>
       <w:br/>
       <w:br/>
     </w:r>
